--- a/PROJECTES_PHP/T3_PHP/E15_AJAX/E15_AJAX.docx
+++ b/PROJECTES_PHP/T3_PHP/E15_AJAX/E15_AJAX.docx
@@ -244,10 +244,7 @@
       </w:pPr>
       <w:r>
         <w:lastRenderedPageBreak/>
-        <w:t>Ejemplo 3</w:t>
-      </w:r>
-      <w:r>
-        <w:t>.</w:t>
+        <w:t>Ejemplo 3.</w:t>
       </w:r>
     </w:p>
     <w:p>
@@ -357,13 +354,7 @@
         <w:pStyle w:val="Ttulo3"/>
       </w:pPr>
       <w:r>
-        <w:t>Ejemplo 4</w:t>
-      </w:r>
-      <w:r>
-        <w:t>.</w:t>
-      </w:r>
-      <w:r>
-        <w:t xml:space="preserve"> </w:t>
+        <w:t xml:space="preserve">Ejemplo 4. </w:t>
       </w:r>
     </w:p>
     <w:p>
@@ -535,10 +526,7 @@
         <w:pStyle w:val="Ttulo3"/>
       </w:pPr>
       <w:r>
-        <w:t>Ejemplo 5</w:t>
-      </w:r>
-      <w:r>
-        <w:t>.</w:t>
+        <w:t>Ejemplo 5.</w:t>
       </w:r>
     </w:p>
     <w:p>
@@ -754,119 +742,800 @@
           </wp:inline>
         </w:drawing>
       </w:r>
+    </w:p>
+    <w:p>
+      <w:pPr>
+        <w:pStyle w:val="Ttulo3"/>
+      </w:pPr>
+      <w:r>
+        <w:lastRenderedPageBreak/>
+        <w:t>Ejemplo 6.</w:t>
+      </w:r>
+    </w:p>
+    <w:p>
+      <w:r>
+        <w:t>Código:</w:t>
+      </w:r>
+    </w:p>
+    <w:p>
+      <w:pPr>
+        <w:jc w:val="center"/>
+      </w:pPr>
+      <w:r>
+        <w:rPr>
+          <w:noProof/>
+          <w:lang w:eastAsia="es-ES"/>
+        </w:rPr>
+        <w:drawing>
+          <wp:inline distT="0" distB="0" distL="0" distR="0" wp14:anchorId="3579E25C" wp14:editId="37B78774">
+            <wp:extent cx="2800350" cy="3339483"/>
+            <wp:effectExtent l="0" t="0" r="0" b="0"/>
+            <wp:docPr id="14" name="Imagen 14"/>
+            <wp:cNvGraphicFramePr>
+              <a:graphicFrameLocks xmlns:a="http://schemas.openxmlformats.org/drawingml/2006/main" noChangeAspect="1"/>
+            </wp:cNvGraphicFramePr>
+            <a:graphic xmlns:a="http://schemas.openxmlformats.org/drawingml/2006/main">
+              <a:graphicData uri="http://schemas.openxmlformats.org/drawingml/2006/picture">
+                <pic:pic xmlns:pic="http://schemas.openxmlformats.org/drawingml/2006/picture">
+                  <pic:nvPicPr>
+                    <pic:cNvPr id="1" name=""/>
+                    <pic:cNvPicPr/>
+                  </pic:nvPicPr>
+                  <pic:blipFill>
+                    <a:blip r:embed="rId17"/>
+                    <a:stretch>
+                      <a:fillRect/>
+                    </a:stretch>
+                  </pic:blipFill>
+                  <pic:spPr>
+                    <a:xfrm>
+                      <a:off x="0" y="0"/>
+                      <a:ext cx="2806312" cy="3346593"/>
+                    </a:xfrm>
+                    <a:prstGeom prst="rect">
+                      <a:avLst/>
+                    </a:prstGeom>
+                  </pic:spPr>
+                </pic:pic>
+              </a:graphicData>
+            </a:graphic>
+          </wp:inline>
+        </w:drawing>
+      </w:r>
+    </w:p>
+    <w:p>
+      <w:r>
+        <w:t>Salida:</w:t>
+      </w:r>
+    </w:p>
+    <w:p>
+      <w:pPr>
+        <w:jc w:val="center"/>
+      </w:pPr>
+      <w:r>
+        <w:rPr>
+          <w:noProof/>
+          <w:lang w:eastAsia="es-ES"/>
+        </w:rPr>
+        <w:drawing>
+          <wp:inline distT="0" distB="0" distL="0" distR="0" wp14:anchorId="7DF500F8" wp14:editId="34270027">
+            <wp:extent cx="1085850" cy="876300"/>
+            <wp:effectExtent l="0" t="0" r="0" b="0"/>
+            <wp:docPr id="15" name="Imagen 15"/>
+            <wp:cNvGraphicFramePr>
+              <a:graphicFrameLocks xmlns:a="http://schemas.openxmlformats.org/drawingml/2006/main" noChangeAspect="1"/>
+            </wp:cNvGraphicFramePr>
+            <a:graphic xmlns:a="http://schemas.openxmlformats.org/drawingml/2006/main">
+              <a:graphicData uri="http://schemas.openxmlformats.org/drawingml/2006/picture">
+                <pic:pic xmlns:pic="http://schemas.openxmlformats.org/drawingml/2006/picture">
+                  <pic:nvPicPr>
+                    <pic:cNvPr id="1" name=""/>
+                    <pic:cNvPicPr/>
+                  </pic:nvPicPr>
+                  <pic:blipFill>
+                    <a:blip r:embed="rId18"/>
+                    <a:stretch>
+                      <a:fillRect/>
+                    </a:stretch>
+                  </pic:blipFill>
+                  <pic:spPr>
+                    <a:xfrm>
+                      <a:off x="0" y="0"/>
+                      <a:ext cx="1085850" cy="876300"/>
+                    </a:xfrm>
+                    <a:prstGeom prst="rect">
+                      <a:avLst/>
+                    </a:prstGeom>
+                  </pic:spPr>
+                </pic:pic>
+              </a:graphicData>
+            </a:graphic>
+          </wp:inline>
+        </w:drawing>
+      </w:r>
+    </w:p>
+    <w:p>
+      <w:pPr>
+        <w:pStyle w:val="Ttulo3"/>
+      </w:pPr>
+      <w:r>
+        <w:t>Ejemplo 7.</w:t>
+      </w:r>
+    </w:p>
+    <w:p>
+      <w:r>
+        <w:t>Código:</w:t>
+      </w:r>
+    </w:p>
+    <w:p>
+      <w:pPr>
+        <w:jc w:val="center"/>
+      </w:pPr>
+      <w:r>
+        <w:rPr>
+          <w:noProof/>
+          <w:lang w:eastAsia="es-ES"/>
+        </w:rPr>
+        <w:drawing>
+          <wp:inline distT="0" distB="0" distL="0" distR="0" wp14:anchorId="15E8FF19" wp14:editId="0FB720E5">
+            <wp:extent cx="4000500" cy="2028825"/>
+            <wp:effectExtent l="0" t="0" r="0" b="9525"/>
+            <wp:docPr id="16" name="Imagen 16"/>
+            <wp:cNvGraphicFramePr>
+              <a:graphicFrameLocks xmlns:a="http://schemas.openxmlformats.org/drawingml/2006/main" noChangeAspect="1"/>
+            </wp:cNvGraphicFramePr>
+            <a:graphic xmlns:a="http://schemas.openxmlformats.org/drawingml/2006/main">
+              <a:graphicData uri="http://schemas.openxmlformats.org/drawingml/2006/picture">
+                <pic:pic xmlns:pic="http://schemas.openxmlformats.org/drawingml/2006/picture">
+                  <pic:nvPicPr>
+                    <pic:cNvPr id="1" name=""/>
+                    <pic:cNvPicPr/>
+                  </pic:nvPicPr>
+                  <pic:blipFill>
+                    <a:blip r:embed="rId19"/>
+                    <a:stretch>
+                      <a:fillRect/>
+                    </a:stretch>
+                  </pic:blipFill>
+                  <pic:spPr>
+                    <a:xfrm>
+                      <a:off x="0" y="0"/>
+                      <a:ext cx="4000500" cy="2028825"/>
+                    </a:xfrm>
+                    <a:prstGeom prst="rect">
+                      <a:avLst/>
+                    </a:prstGeom>
+                  </pic:spPr>
+                </pic:pic>
+              </a:graphicData>
+            </a:graphic>
+          </wp:inline>
+        </w:drawing>
+      </w:r>
+    </w:p>
+    <w:p>
+      <w:r>
+        <w:t>Salida:</w:t>
+      </w:r>
+    </w:p>
+    <w:p>
+      <w:pPr>
+        <w:jc w:val="center"/>
+      </w:pPr>
+      <w:r>
+        <w:rPr>
+          <w:noProof/>
+          <w:lang w:eastAsia="es-ES"/>
+        </w:rPr>
+        <w:lastRenderedPageBreak/>
+        <w:drawing>
+          <wp:inline distT="0" distB="0" distL="0" distR="0" wp14:anchorId="232A6CC0" wp14:editId="23218401">
+            <wp:extent cx="2343150" cy="1219200"/>
+            <wp:effectExtent l="0" t="0" r="0" b="0"/>
+            <wp:docPr id="17" name="Imagen 17"/>
+            <wp:cNvGraphicFramePr>
+              <a:graphicFrameLocks xmlns:a="http://schemas.openxmlformats.org/drawingml/2006/main" noChangeAspect="1"/>
+            </wp:cNvGraphicFramePr>
+            <a:graphic xmlns:a="http://schemas.openxmlformats.org/drawingml/2006/main">
+              <a:graphicData uri="http://schemas.openxmlformats.org/drawingml/2006/picture">
+                <pic:pic xmlns:pic="http://schemas.openxmlformats.org/drawingml/2006/picture">
+                  <pic:nvPicPr>
+                    <pic:cNvPr id="1" name=""/>
+                    <pic:cNvPicPr/>
+                  </pic:nvPicPr>
+                  <pic:blipFill>
+                    <a:blip r:embed="rId20"/>
+                    <a:stretch>
+                      <a:fillRect/>
+                    </a:stretch>
+                  </pic:blipFill>
+                  <pic:spPr>
+                    <a:xfrm>
+                      <a:off x="0" y="0"/>
+                      <a:ext cx="2343150" cy="1219200"/>
+                    </a:xfrm>
+                    <a:prstGeom prst="rect">
+                      <a:avLst/>
+                    </a:prstGeom>
+                  </pic:spPr>
+                </pic:pic>
+              </a:graphicData>
+            </a:graphic>
+          </wp:inline>
+        </w:drawing>
+      </w:r>
+    </w:p>
+    <w:p>
+      <w:pPr>
+        <w:jc w:val="center"/>
+      </w:pPr>
+      <w:r>
+        <w:rPr>
+          <w:noProof/>
+          <w:lang w:eastAsia="es-ES"/>
+        </w:rPr>
+        <w:drawing>
+          <wp:inline distT="0" distB="0" distL="0" distR="0" wp14:anchorId="3C265A9A" wp14:editId="7BAFE24D">
+            <wp:extent cx="1752600" cy="613410"/>
+            <wp:effectExtent l="0" t="0" r="0" b="0"/>
+            <wp:docPr id="18" name="Imagen 18"/>
+            <wp:cNvGraphicFramePr>
+              <a:graphicFrameLocks xmlns:a="http://schemas.openxmlformats.org/drawingml/2006/main" noChangeAspect="1"/>
+            </wp:cNvGraphicFramePr>
+            <a:graphic xmlns:a="http://schemas.openxmlformats.org/drawingml/2006/main">
+              <a:graphicData uri="http://schemas.openxmlformats.org/drawingml/2006/picture">
+                <pic:pic xmlns:pic="http://schemas.openxmlformats.org/drawingml/2006/picture">
+                  <pic:nvPicPr>
+                    <pic:cNvPr id="1" name=""/>
+                    <pic:cNvPicPr/>
+                  </pic:nvPicPr>
+                  <pic:blipFill>
+                    <a:blip r:embed="rId21"/>
+                    <a:stretch>
+                      <a:fillRect/>
+                    </a:stretch>
+                  </pic:blipFill>
+                  <pic:spPr>
+                    <a:xfrm>
+                      <a:off x="0" y="0"/>
+                      <a:ext cx="1760692" cy="616242"/>
+                    </a:xfrm>
+                    <a:prstGeom prst="rect">
+                      <a:avLst/>
+                    </a:prstGeom>
+                  </pic:spPr>
+                </pic:pic>
+              </a:graphicData>
+            </a:graphic>
+          </wp:inline>
+        </w:drawing>
+      </w:r>
+    </w:p>
+    <w:p>
+      <w:pPr>
+        <w:pStyle w:val="Ttulo3"/>
+      </w:pPr>
+      <w:r>
+        <w:t>Ejemplo 8.</w:t>
+      </w:r>
+    </w:p>
+    <w:p>
+      <w:r>
+        <w:t>Código:</w:t>
+      </w:r>
+    </w:p>
+    <w:p>
+      <w:proofErr w:type="spellStart"/>
+      <w:r>
+        <w:t>Ajax_arrayDatos.php</w:t>
+      </w:r>
+      <w:proofErr w:type="spellEnd"/>
+      <w:r>
+        <w:t>:</w:t>
+      </w:r>
+    </w:p>
+    <w:p>
+      <w:pPr>
+        <w:jc w:val="center"/>
+      </w:pPr>
+      <w:r>
+        <w:rPr>
+          <w:noProof/>
+          <w:lang w:eastAsia="es-ES"/>
+        </w:rPr>
+        <w:drawing>
+          <wp:inline distT="0" distB="0" distL="0" distR="0" wp14:anchorId="17E6FB96" wp14:editId="425F7019">
+            <wp:extent cx="1658364" cy="2295525"/>
+            <wp:effectExtent l="0" t="0" r="0" b="0"/>
+            <wp:docPr id="19" name="Imagen 19"/>
+            <wp:cNvGraphicFramePr>
+              <a:graphicFrameLocks xmlns:a="http://schemas.openxmlformats.org/drawingml/2006/main" noChangeAspect="1"/>
+            </wp:cNvGraphicFramePr>
+            <a:graphic xmlns:a="http://schemas.openxmlformats.org/drawingml/2006/main">
+              <a:graphicData uri="http://schemas.openxmlformats.org/drawingml/2006/picture">
+                <pic:pic xmlns:pic="http://schemas.openxmlformats.org/drawingml/2006/picture">
+                  <pic:nvPicPr>
+                    <pic:cNvPr id="1" name=""/>
+                    <pic:cNvPicPr/>
+                  </pic:nvPicPr>
+                  <pic:blipFill>
+                    <a:blip r:embed="rId22"/>
+                    <a:stretch>
+                      <a:fillRect/>
+                    </a:stretch>
+                  </pic:blipFill>
+                  <pic:spPr>
+                    <a:xfrm>
+                      <a:off x="0" y="0"/>
+                      <a:ext cx="1673860" cy="2316974"/>
+                    </a:xfrm>
+                    <a:prstGeom prst="rect">
+                      <a:avLst/>
+                    </a:prstGeom>
+                  </pic:spPr>
+                </pic:pic>
+              </a:graphicData>
+            </a:graphic>
+          </wp:inline>
+        </w:drawing>
+      </w:r>
+    </w:p>
+    <w:p>
+      <w:r>
+        <w:t>Ejemplo8.html:</w:t>
+      </w:r>
+    </w:p>
+    <w:p>
+      <w:pPr>
+        <w:jc w:val="center"/>
+      </w:pPr>
+      <w:r>
+        <w:rPr>
+          <w:noProof/>
+          <w:lang w:eastAsia="es-ES"/>
+        </w:rPr>
+        <w:drawing>
+          <wp:inline distT="0" distB="0" distL="0" distR="0" wp14:anchorId="32D7FA7A" wp14:editId="78D739B1">
+            <wp:extent cx="2762695" cy="3190875"/>
+            <wp:effectExtent l="0" t="0" r="0" b="0"/>
+            <wp:docPr id="20" name="Imagen 20"/>
+            <wp:cNvGraphicFramePr>
+              <a:graphicFrameLocks xmlns:a="http://schemas.openxmlformats.org/drawingml/2006/main" noChangeAspect="1"/>
+            </wp:cNvGraphicFramePr>
+            <a:graphic xmlns:a="http://schemas.openxmlformats.org/drawingml/2006/main">
+              <a:graphicData uri="http://schemas.openxmlformats.org/drawingml/2006/picture">
+                <pic:pic xmlns:pic="http://schemas.openxmlformats.org/drawingml/2006/picture">
+                  <pic:nvPicPr>
+                    <pic:cNvPr id="1" name=""/>
+                    <pic:cNvPicPr/>
+                  </pic:nvPicPr>
+                  <pic:blipFill>
+                    <a:blip r:embed="rId23"/>
+                    <a:stretch>
+                      <a:fillRect/>
+                    </a:stretch>
+                  </pic:blipFill>
+                  <pic:spPr>
+                    <a:xfrm>
+                      <a:off x="0" y="0"/>
+                      <a:ext cx="2781327" cy="3212395"/>
+                    </a:xfrm>
+                    <a:prstGeom prst="rect">
+                      <a:avLst/>
+                    </a:prstGeom>
+                  </pic:spPr>
+                </pic:pic>
+              </a:graphicData>
+            </a:graphic>
+          </wp:inline>
+        </w:drawing>
+      </w:r>
+    </w:p>
+    <w:p>
+      <w:r>
+        <w:lastRenderedPageBreak/>
+        <w:t>Salida:</w:t>
+      </w:r>
+    </w:p>
+    <w:p>
+      <w:pPr>
+        <w:jc w:val="center"/>
+      </w:pPr>
+      <w:r>
+        <w:rPr>
+          <w:noProof/>
+          <w:lang w:eastAsia="es-ES"/>
+        </w:rPr>
+        <w:drawing>
+          <wp:inline distT="0" distB="0" distL="0" distR="0" wp14:anchorId="72F2CFE9" wp14:editId="79E6EBED">
+            <wp:extent cx="2847975" cy="2162175"/>
+            <wp:effectExtent l="0" t="0" r="9525" b="9525"/>
+            <wp:docPr id="21" name="Imagen 21"/>
+            <wp:cNvGraphicFramePr>
+              <a:graphicFrameLocks xmlns:a="http://schemas.openxmlformats.org/drawingml/2006/main" noChangeAspect="1"/>
+            </wp:cNvGraphicFramePr>
+            <a:graphic xmlns:a="http://schemas.openxmlformats.org/drawingml/2006/main">
+              <a:graphicData uri="http://schemas.openxmlformats.org/drawingml/2006/picture">
+                <pic:pic xmlns:pic="http://schemas.openxmlformats.org/drawingml/2006/picture">
+                  <pic:nvPicPr>
+                    <pic:cNvPr id="1" name=""/>
+                    <pic:cNvPicPr/>
+                  </pic:nvPicPr>
+                  <pic:blipFill>
+                    <a:blip r:embed="rId24"/>
+                    <a:stretch>
+                      <a:fillRect/>
+                    </a:stretch>
+                  </pic:blipFill>
+                  <pic:spPr>
+                    <a:xfrm>
+                      <a:off x="0" y="0"/>
+                      <a:ext cx="2847975" cy="2162175"/>
+                    </a:xfrm>
+                    <a:prstGeom prst="rect">
+                      <a:avLst/>
+                    </a:prstGeom>
+                  </pic:spPr>
+                </pic:pic>
+              </a:graphicData>
+            </a:graphic>
+          </wp:inline>
+        </w:drawing>
+      </w:r>
+    </w:p>
+    <w:p>
+      <w:pPr>
+        <w:pStyle w:val="Ttulo3"/>
+      </w:pPr>
+      <w:r>
+        <w:t>Ejemplo 9.</w:t>
+      </w:r>
+    </w:p>
+    <w:p>
+      <w:r>
+        <w:t>Código:</w:t>
+      </w:r>
+    </w:p>
+    <w:p>
+      <w:r>
+        <w:t>f</w:t>
+      </w:r>
+      <w:r>
+        <w:t>rutas.txt:</w:t>
+      </w:r>
+    </w:p>
+    <w:p>
+      <w:pPr>
+        <w:jc w:val="center"/>
+      </w:pPr>
+      <w:r>
+        <w:rPr>
+          <w:noProof/>
+          <w:lang w:eastAsia="es-ES"/>
+        </w:rPr>
+        <w:drawing>
+          <wp:inline distT="0" distB="0" distL="0" distR="0" wp14:anchorId="1195D4AC" wp14:editId="44318691">
+            <wp:extent cx="1552575" cy="1346424"/>
+            <wp:effectExtent l="0" t="0" r="0" b="6350"/>
+            <wp:docPr id="22" name="Imagen 22"/>
+            <wp:cNvGraphicFramePr>
+              <a:graphicFrameLocks xmlns:a="http://schemas.openxmlformats.org/drawingml/2006/main" noChangeAspect="1"/>
+            </wp:cNvGraphicFramePr>
+            <a:graphic xmlns:a="http://schemas.openxmlformats.org/drawingml/2006/main">
+              <a:graphicData uri="http://schemas.openxmlformats.org/drawingml/2006/picture">
+                <pic:pic xmlns:pic="http://schemas.openxmlformats.org/drawingml/2006/picture">
+                  <pic:nvPicPr>
+                    <pic:cNvPr id="1" name=""/>
+                    <pic:cNvPicPr/>
+                  </pic:nvPicPr>
+                  <pic:blipFill>
+                    <a:blip r:embed="rId25"/>
+                    <a:stretch>
+                      <a:fillRect/>
+                    </a:stretch>
+                  </pic:blipFill>
+                  <pic:spPr>
+                    <a:xfrm>
+                      <a:off x="0" y="0"/>
+                      <a:ext cx="1561859" cy="1354475"/>
+                    </a:xfrm>
+                    <a:prstGeom prst="rect">
+                      <a:avLst/>
+                    </a:prstGeom>
+                  </pic:spPr>
+                </pic:pic>
+              </a:graphicData>
+            </a:graphic>
+          </wp:inline>
+        </w:drawing>
+      </w:r>
+    </w:p>
+    <w:p>
+      <w:r>
+        <w:t>s</w:t>
+      </w:r>
+      <w:r>
+        <w:t>cript9.js:</w:t>
+      </w:r>
+    </w:p>
+    <w:p>
+      <w:pPr>
+        <w:jc w:val="center"/>
+      </w:pPr>
+      <w:r>
+        <w:rPr>
+          <w:noProof/>
+          <w:lang w:eastAsia="es-ES"/>
+        </w:rPr>
+        <w:drawing>
+          <wp:inline distT="0" distB="0" distL="0" distR="0" wp14:anchorId="7B996A9C" wp14:editId="68D8A8DC">
+            <wp:extent cx="2819400" cy="1283188"/>
+            <wp:effectExtent l="0" t="0" r="0" b="0"/>
+            <wp:docPr id="23" name="Imagen 23"/>
+            <wp:cNvGraphicFramePr>
+              <a:graphicFrameLocks xmlns:a="http://schemas.openxmlformats.org/drawingml/2006/main" noChangeAspect="1"/>
+            </wp:cNvGraphicFramePr>
+            <a:graphic xmlns:a="http://schemas.openxmlformats.org/drawingml/2006/main">
+              <a:graphicData uri="http://schemas.openxmlformats.org/drawingml/2006/picture">
+                <pic:pic xmlns:pic="http://schemas.openxmlformats.org/drawingml/2006/picture">
+                  <pic:nvPicPr>
+                    <pic:cNvPr id="1" name=""/>
+                    <pic:cNvPicPr/>
+                  </pic:nvPicPr>
+                  <pic:blipFill>
+                    <a:blip r:embed="rId26"/>
+                    <a:stretch>
+                      <a:fillRect/>
+                    </a:stretch>
+                  </pic:blipFill>
+                  <pic:spPr>
+                    <a:xfrm>
+                      <a:off x="0" y="0"/>
+                      <a:ext cx="2850726" cy="1297445"/>
+                    </a:xfrm>
+                    <a:prstGeom prst="rect">
+                      <a:avLst/>
+                    </a:prstGeom>
+                  </pic:spPr>
+                </pic:pic>
+              </a:graphicData>
+            </a:graphic>
+          </wp:inline>
+        </w:drawing>
+      </w:r>
+    </w:p>
+    <w:p>
+      <w:r>
+        <w:t>ejemplo9.html:</w:t>
+      </w:r>
+    </w:p>
+    <w:p>
+      <w:pPr>
+        <w:jc w:val="center"/>
+      </w:pPr>
+      <w:r>
+        <w:rPr>
+          <w:noProof/>
+          <w:lang w:eastAsia="es-ES"/>
+        </w:rPr>
+        <w:drawing>
+          <wp:inline distT="0" distB="0" distL="0" distR="0" wp14:anchorId="7259B0BE" wp14:editId="6CA653C9">
+            <wp:extent cx="2868856" cy="1819275"/>
+            <wp:effectExtent l="0" t="0" r="8255" b="0"/>
+            <wp:docPr id="24" name="Imagen 24"/>
+            <wp:cNvGraphicFramePr>
+              <a:graphicFrameLocks xmlns:a="http://schemas.openxmlformats.org/drawingml/2006/main" noChangeAspect="1"/>
+            </wp:cNvGraphicFramePr>
+            <a:graphic xmlns:a="http://schemas.openxmlformats.org/drawingml/2006/main">
+              <a:graphicData uri="http://schemas.openxmlformats.org/drawingml/2006/picture">
+                <pic:pic xmlns:pic="http://schemas.openxmlformats.org/drawingml/2006/picture">
+                  <pic:nvPicPr>
+                    <pic:cNvPr id="1" name=""/>
+                    <pic:cNvPicPr/>
+                  </pic:nvPicPr>
+                  <pic:blipFill>
+                    <a:blip r:embed="rId27"/>
+                    <a:stretch>
+                      <a:fillRect/>
+                    </a:stretch>
+                  </pic:blipFill>
+                  <pic:spPr>
+                    <a:xfrm>
+                      <a:off x="0" y="0"/>
+                      <a:ext cx="2896134" cy="1836573"/>
+                    </a:xfrm>
+                    <a:prstGeom prst="rect">
+                      <a:avLst/>
+                    </a:prstGeom>
+                  </pic:spPr>
+                </pic:pic>
+              </a:graphicData>
+            </a:graphic>
+          </wp:inline>
+        </w:drawing>
+      </w:r>
+    </w:p>
+    <w:p>
+      <w:r>
+        <w:lastRenderedPageBreak/>
+        <w:t>Salida:</w:t>
+      </w:r>
+    </w:p>
+    <w:p>
+      <w:pPr>
+        <w:jc w:val="center"/>
+        <w:rPr>
+          <w:noProof/>
+          <w:lang w:eastAsia="es-ES"/>
+        </w:rPr>
+      </w:pPr>
+      <w:r>
+        <w:rPr>
+          <w:noProof/>
+          <w:lang w:eastAsia="es-ES"/>
+        </w:rPr>
+        <w:drawing>
+          <wp:inline distT="0" distB="0" distL="0" distR="0" wp14:anchorId="6158ACF9" wp14:editId="06075EA1">
+            <wp:extent cx="1247775" cy="1143000"/>
+            <wp:effectExtent l="0" t="0" r="9525" b="0"/>
+            <wp:docPr id="25" name="Imagen 25"/>
+            <wp:cNvGraphicFramePr>
+              <a:graphicFrameLocks xmlns:a="http://schemas.openxmlformats.org/drawingml/2006/main" noChangeAspect="1"/>
+            </wp:cNvGraphicFramePr>
+            <a:graphic xmlns:a="http://schemas.openxmlformats.org/drawingml/2006/main">
+              <a:graphicData uri="http://schemas.openxmlformats.org/drawingml/2006/picture">
+                <pic:pic xmlns:pic="http://schemas.openxmlformats.org/drawingml/2006/picture">
+                  <pic:nvPicPr>
+                    <pic:cNvPr id="1" name=""/>
+                    <pic:cNvPicPr/>
+                  </pic:nvPicPr>
+                  <pic:blipFill>
+                    <a:blip r:embed="rId28"/>
+                    <a:stretch>
+                      <a:fillRect/>
+                    </a:stretch>
+                  </pic:blipFill>
+                  <pic:spPr>
+                    <a:xfrm>
+                      <a:off x="0" y="0"/>
+                      <a:ext cx="1247775" cy="1143000"/>
+                    </a:xfrm>
+                    <a:prstGeom prst="rect">
+                      <a:avLst/>
+                    </a:prstGeom>
+                  </pic:spPr>
+                </pic:pic>
+              </a:graphicData>
+            </a:graphic>
+          </wp:inline>
+        </w:drawing>
+      </w:r>
+    </w:p>
+    <w:p>
+      <w:pPr>
+        <w:jc w:val="center"/>
+      </w:pPr>
+      <w:r>
+        <w:rPr>
+          <w:noProof/>
+          <w:lang w:eastAsia="es-ES"/>
+        </w:rPr>
+        <w:drawing>
+          <wp:inline distT="0" distB="0" distL="0" distR="0" wp14:anchorId="2D185D0B" wp14:editId="00CAE60F">
+            <wp:extent cx="1638300" cy="1647825"/>
+            <wp:effectExtent l="0" t="0" r="0" b="9525"/>
+            <wp:docPr id="27" name="Imagen 27"/>
+            <wp:cNvGraphicFramePr>
+              <a:graphicFrameLocks xmlns:a="http://schemas.openxmlformats.org/drawingml/2006/main" noChangeAspect="1"/>
+            </wp:cNvGraphicFramePr>
+            <a:graphic xmlns:a="http://schemas.openxmlformats.org/drawingml/2006/main">
+              <a:graphicData uri="http://schemas.openxmlformats.org/drawingml/2006/picture">
+                <pic:pic xmlns:pic="http://schemas.openxmlformats.org/drawingml/2006/picture">
+                  <pic:nvPicPr>
+                    <pic:cNvPr id="1" name=""/>
+                    <pic:cNvPicPr/>
+                  </pic:nvPicPr>
+                  <pic:blipFill>
+                    <a:blip r:embed="rId29"/>
+                    <a:stretch>
+                      <a:fillRect/>
+                    </a:stretch>
+                  </pic:blipFill>
+                  <pic:spPr>
+                    <a:xfrm>
+                      <a:off x="0" y="0"/>
+                      <a:ext cx="1638300" cy="1647825"/>
+                    </a:xfrm>
+                    <a:prstGeom prst="rect">
+                      <a:avLst/>
+                    </a:prstGeom>
+                  </pic:spPr>
+                </pic:pic>
+              </a:graphicData>
+            </a:graphic>
+          </wp:inline>
+        </w:drawing>
+      </w:r>
+    </w:p>
+    <w:p>
+      <w:pPr>
+        <w:pStyle w:val="Ttulo3"/>
+      </w:pPr>
+      <w:r>
+        <w:t>Ejemplo 10.</w:t>
+      </w:r>
+    </w:p>
+    <w:p>
+      <w:r>
+        <w:t>Código:</w:t>
+      </w:r>
+    </w:p>
+    <w:p>
+      <w:proofErr w:type="spellStart"/>
+      <w:r>
+        <w:t>Usuarios.json</w:t>
+      </w:r>
+      <w:proofErr w:type="spellEnd"/>
+      <w:r>
+        <w:t>:</w:t>
+      </w:r>
+    </w:p>
+    <w:p>
+      <w:pPr>
+        <w:jc w:val="center"/>
+      </w:pPr>
+      <w:r>
+        <w:rPr>
+          <w:noProof/>
+          <w:lang w:eastAsia="es-ES"/>
+        </w:rPr>
+        <w:drawing>
+          <wp:inline distT="0" distB="0" distL="0" distR="0" wp14:anchorId="333B2A80" wp14:editId="0970324B">
+            <wp:extent cx="2524125" cy="4653855"/>
+            <wp:effectExtent l="0" t="0" r="0" b="0"/>
+            <wp:docPr id="28" name="Imagen 28"/>
+            <wp:cNvGraphicFramePr>
+              <a:graphicFrameLocks xmlns:a="http://schemas.openxmlformats.org/drawingml/2006/main" noChangeAspect="1"/>
+            </wp:cNvGraphicFramePr>
+            <a:graphic xmlns:a="http://schemas.openxmlformats.org/drawingml/2006/main">
+              <a:graphicData uri="http://schemas.openxmlformats.org/drawingml/2006/picture">
+                <pic:pic xmlns:pic="http://schemas.openxmlformats.org/drawingml/2006/picture">
+                  <pic:nvPicPr>
+                    <pic:cNvPr id="1" name=""/>
+                    <pic:cNvPicPr/>
+                  </pic:nvPicPr>
+                  <pic:blipFill>
+                    <a:blip r:embed="rId30"/>
+                    <a:stretch>
+                      <a:fillRect/>
+                    </a:stretch>
+                  </pic:blipFill>
+                  <pic:spPr>
+                    <a:xfrm>
+                      <a:off x="0" y="0"/>
+                      <a:ext cx="2542221" cy="4687219"/>
+                    </a:xfrm>
+                    <a:prstGeom prst="rect">
+                      <a:avLst/>
+                    </a:prstGeom>
+                  </pic:spPr>
+                </pic:pic>
+              </a:graphicData>
+            </a:graphic>
+          </wp:inline>
+        </w:drawing>
+      </w:r>
+    </w:p>
+    <w:p>
+      <w:r>
+        <w:lastRenderedPageBreak/>
+        <w:t>script10.js:</w:t>
+      </w:r>
+    </w:p>
+    <w:p>
       <w:bookmarkStart w:id="0" w:name="_GoBack"/>
       <w:bookmarkEnd w:id="0"/>
     </w:p>
-    <w:p>
-      <w:pPr>
-        <w:pStyle w:val="Ttulo3"/>
-      </w:pPr>
-      <w:r>
-        <w:lastRenderedPageBreak/>
-        <w:t>Ejemplo 6</w:t>
-      </w:r>
-      <w:r>
-        <w:t>.</w:t>
-      </w:r>
-    </w:p>
-    <w:p>
-      <w:r>
-        <w:t>Código:</w:t>
-      </w:r>
-    </w:p>
-    <w:p/>
-    <w:p>
-      <w:r>
-        <w:t>Salida:</w:t>
-      </w:r>
-    </w:p>
-    <w:p/>
-    <w:p>
-      <w:pPr>
-        <w:pStyle w:val="Ttulo3"/>
-      </w:pPr>
-      <w:r>
-        <w:t>Ejemplo 7</w:t>
-      </w:r>
-      <w:r>
-        <w:t>.</w:t>
-      </w:r>
-    </w:p>
-    <w:p>
-      <w:r>
-        <w:t>Código:</w:t>
-      </w:r>
-    </w:p>
-    <w:p/>
-    <w:p>
-      <w:r>
-        <w:t>Salida:</w:t>
-      </w:r>
-    </w:p>
-    <w:p/>
-    <w:p>
-      <w:pPr>
-        <w:pStyle w:val="Ttulo3"/>
-      </w:pPr>
-      <w:r>
-        <w:t>Ejemplo 8</w:t>
-      </w:r>
-      <w:r>
-        <w:t>.</w:t>
-      </w:r>
-    </w:p>
-    <w:p>
-      <w:r>
-        <w:t>Código:</w:t>
-      </w:r>
-    </w:p>
-    <w:p/>
-    <w:p>
-      <w:r>
-        <w:t>Salida:</w:t>
-      </w:r>
-    </w:p>
-    <w:p/>
-    <w:p>
-      <w:pPr>
-        <w:pStyle w:val="Ttulo3"/>
-      </w:pPr>
-      <w:r>
-        <w:t>Ejemplo 9</w:t>
-      </w:r>
-      <w:r>
-        <w:t>.</w:t>
-      </w:r>
-    </w:p>
-    <w:p>
-      <w:r>
-        <w:t>Código:</w:t>
-      </w:r>
-    </w:p>
-    <w:p/>
-    <w:p>
-      <w:r>
-        <w:t>Salida:</w:t>
-      </w:r>
-    </w:p>
-    <w:p/>
-    <w:p>
-      <w:pPr>
-        <w:pStyle w:val="Ttulo3"/>
-      </w:pPr>
-      <w:r>
-        <w:t>Ejemplo 10</w:t>
-      </w:r>
-      <w:r>
-        <w:t>.</w:t>
-      </w:r>
-    </w:p>
-    <w:p>
-      <w:r>
-        <w:t>Código:</w:t>
-      </w:r>
-    </w:p>
-    <w:p/>
     <w:p>
       <w:r>
         <w:t>Salida:</w:t>
